--- a/crates/marksmen-roundtrip/tests/snapshots/demo_output.docx
+++ b/crates/marksmen-roundtrip/tests/snapshots/demo_output.docx
@@ -52,7 +52,7 @@
     </w:p>
     <w:tbl>
       <w:tblPr>
-        <w:tblW w:w="0" w:type="auto"/>
+        <w:tblW w:w="5000" w:type="pct"/>
         <w:jc w:val="left"/>
         <w:tblBorders>
           <w:top w:val="single" w:sz="2" w:space="0" w:color="000000"/>
@@ -394,11 +394,11 @@
     <w:p>
       <w:pPr>
         <w:rPr/>
-      </w:pPr>
-      <w:r>
-        <w:rPr/>
-        <w:t xml:space="preserve">•     </w:t>
-      </w:r>
+        <w:numPr>
+          <w:numId w:val="1"/>
+          <w:ilvl w:val="0"/>
+        </w:numPr>
+      </w:pPr>
       <w:r>
         <w:rPr>
           <w:b/>
@@ -430,11 +430,11 @@
     <w:p>
       <w:pPr>
         <w:rPr/>
-      </w:pPr>
-      <w:r>
-        <w:rPr/>
-        <w:t xml:space="preserve">•     </w:t>
-      </w:r>
+        <w:numPr>
+          <w:numId w:val="1"/>
+          <w:ilvl w:val="0"/>
+        </w:numPr>
+      </w:pPr>
       <w:r>
         <w:rPr>
           <w:b/>
@@ -466,11 +466,11 @@
     <w:p>
       <w:pPr>
         <w:rPr/>
-      </w:pPr>
-      <w:r>
-        <w:rPr/>
-        <w:t xml:space="preserve">•     </w:t>
-      </w:r>
+        <w:numPr>
+          <w:numId w:val="1"/>
+          <w:ilvl w:val="0"/>
+        </w:numPr>
+      </w:pPr>
       <w:r>
         <w:rPr>
           <w:b/>
@@ -502,11 +502,11 @@
     <w:p>
       <w:pPr>
         <w:rPr/>
-      </w:pPr>
-      <w:r>
-        <w:rPr/>
-        <w:t xml:space="preserve">•     </w:t>
-      </w:r>
+        <w:numPr>
+          <w:numId w:val="1"/>
+          <w:ilvl w:val="0"/>
+        </w:numPr>
+      </w:pPr>
       <w:r>
         <w:rPr>
           <w:b/>
@@ -536,11 +536,11 @@
     <w:p>
       <w:pPr>
         <w:rPr/>
-      </w:pPr>
-      <w:r>
-        <w:rPr/>
-        <w:t xml:space="preserve">•     </w:t>
-      </w:r>
+        <w:numPr>
+          <w:numId w:val="1"/>
+          <w:ilvl w:val="0"/>
+        </w:numPr>
+      </w:pPr>
       <w:r>
         <w:rPr>
           <w:b/>
@@ -608,7 +608,7 @@
       </w:r>
       <w:r>
         <w:rPr/>
-        <w:t xml:space="preserve"> </w:t>
+        <w:br w:type="textWrapping"/>
       </w:r>
     </w:p>
     <w:p>
@@ -684,7 +684,7 @@
         <w:rPr/>
         <w:drawing>
           <wp:inline distT="0" distB="0" distL="0" distR="0">
-            <wp:extent cx="3810000" cy="1905000"/>
+            <wp:extent cx="5762625" cy="2676525"/>
             <wp:effectExtent b="0" l="0" r="0" t="0"/>
             <wp:docPr id="1" name="Figure"/>
             <wp:cNvGraphicFramePr>
@@ -700,7 +700,7 @@
                     </pic:cNvPicPr>
                   </pic:nvPicPr>
                   <pic:blipFill>
-                    <a:blip r:embed="rIdImage11"/>
+                    <a:blip r:embed="rIdImage13"/>
                     <a:srcRect/>
                     <a:stretch>
                       <a:fillRect/>
@@ -709,7 +709,7 @@
                   <pic:spPr bwMode="auto">
                     <a:xfrm rot="0">
                       <a:off x="0" y="0"/>
-                      <a:ext cx="3810000" cy="1905000"/>
+                      <a:ext cx="5762625" cy="2676525"/>
                     </a:xfrm>
                     <a:prstGeom prst="rect">
                       <a:avLst/>
@@ -756,7 +756,7 @@
       </w:r>
       <w:r>
         <w:rPr/>
-        <w:t xml:space="preserve"> </w:t>
+        <w:br w:type="textWrapping"/>
       </w:r>
       <w:r>
         <w:rPr/>
@@ -841,7 +841,7 @@
                     </pic:cNvPicPr>
                   </pic:nvPicPr>
                   <pic:blipFill>
-                    <a:blip r:embed="rIdImage12"/>
+                    <a:blip r:embed="rIdImage14"/>
                     <a:srcRect/>
                     <a:stretch>
                       <a:fillRect/>
@@ -924,12 +924,45 @@
         <w:t xml:space="preserve"> leverages Typst, we can seamlessly write </w:t>
       </w:r>
       <w:r>
-        <w:rPr>
-          <w:i/>
-          <w:iCs/>
-          <w:rFonts w:ascii="Cambria Math" w:hAnsi="Cambria Math"/>
-        </w:rPr>
-        <w:t xml:space="preserve"> e^(i pi) + 1 = 0 </w:t>
+        <w:rPr/>
+        <w:drawing>
+          <wp:inline distT="0" distB="0" distL="0" distR="0">
+            <wp:extent cx="1123950" cy="314325"/>
+            <wp:effectExtent b="0" l="0" r="0" t="0"/>
+            <wp:docPr id="1" name="Figure"/>
+            <wp:cNvGraphicFramePr>
+              <a:graphicFrameLocks xmlns:a="http://schemas.openxmlformats.org/drawingml/2006/main" noChangeAspect="1"/>
+            </wp:cNvGraphicFramePr>
+            <a:graphic xmlns:a="http://schemas.openxmlformats.org/drawingml/2006/main">
+              <a:graphicData uri="http://schemas.openxmlformats.org/drawingml/2006/picture">
+                <pic:pic xmlns:pic="http://schemas.openxmlformats.org/drawingml/2006/picture">
+                  <pic:nvPicPr>
+                    <pic:cNvPr id="0" name=""/>
+                    <pic:cNvPicPr>
+                      <a:picLocks noChangeAspect="1" noChangeArrowheads="1"/>
+                    </pic:cNvPicPr>
+                  </pic:nvPicPr>
+                  <pic:blipFill>
+                    <a:blip r:embed="rIdImage15"/>
+                    <a:srcRect/>
+                    <a:stretch>
+                      <a:fillRect/>
+                    </a:stretch>
+                  </pic:blipFill>
+                  <pic:spPr bwMode="auto">
+                    <a:xfrm rot="0">
+                      <a:off x="0" y="0"/>
+                      <a:ext cx="1123950" cy="314325"/>
+                    </a:xfrm>
+                    <a:prstGeom prst="rect">
+                      <a:avLst/>
+                    </a:prstGeom>
+                  </pic:spPr>
+                </pic:pic>
+              </a:graphicData>
+            </a:graphic>
+          </wp:inline>
+        </w:drawing>
       </w:r>
       <w:r>
         <w:rPr/>
@@ -937,8 +970,8 @@
       </w:r>
     </w:p>
     <w:sectPr>
-      <w:pgSz w:w="12240" w:h="15840"/>
-      <w:pgMar w:top="1440" w:right="1440" w:bottom="1440" w:left="1440" w:header="851" w:footer="992" w:gutter="0"/>
+      <w:pgSz w:w="11906" w:h="16838"/>
+      <w:pgMar w:top="1701" w:right="1417" w:bottom="1701" w:left="1417" w:header="851" w:footer="992" w:gutter="0"/>
       <w:cols w:space="425" w:num="1"/>
     </w:sectPr>
   </w:body>
@@ -1060,8 +1093,84 @@
       <w:rPr/>
     </w:lvl>
   </w:abstractNum>
+  <w:abstractNum w:abstractNumId="1">
+    <w:lvl w:ilvl="0">
+      <w:start w:val="1"/>
+      <w:numFmt w:val="bullet"/>
+      <w:lvlText w:val="•"/>
+      <w:lvlJc w:val="left"/>
+      <w:pPr>
+        <w:rPr/>
+        <w:ind w:left="720" w:right="0" w:hanging="360"/>
+      </w:pPr>
+      <w:rPr/>
+    </w:lvl>
+    <w:lvl w:ilvl="1">
+      <w:start w:val="1"/>
+      <w:numFmt w:val="bullet"/>
+      <w:lvlText w:val="◦"/>
+      <w:lvlJc w:val="left"/>
+      <w:pPr>
+        <w:rPr/>
+        <w:ind w:left="1440" w:right="0" w:hanging="360"/>
+      </w:pPr>
+      <w:rPr/>
+    </w:lvl>
+    <w:lvl w:ilvl="2">
+      <w:start w:val="1"/>
+      <w:numFmt w:val="bullet"/>
+      <w:lvlText w:val="▪"/>
+      <w:lvlJc w:val="left"/>
+      <w:pPr>
+        <w:rPr/>
+        <w:ind w:left="2160" w:right="0" w:hanging="360"/>
+      </w:pPr>
+      <w:rPr/>
+    </w:lvl>
+  </w:abstractNum>
+  <w:abstractNum w:abstractNumId="2">
+    <w:lvl w:ilvl="0">
+      <w:start w:val="1"/>
+      <w:numFmt w:val="decimal"/>
+      <w:lvlText w:val="%1."/>
+      <w:lvlJc w:val="left"/>
+      <w:pPr>
+        <w:rPr/>
+        <w:ind w:left="720" w:right="0" w:hanging="360"/>
+      </w:pPr>
+      <w:rPr/>
+    </w:lvl>
+    <w:lvl w:ilvl="1">
+      <w:start w:val="1"/>
+      <w:numFmt w:val="decimal"/>
+      <w:lvlText w:val="%2."/>
+      <w:lvlJc w:val="left"/>
+      <w:pPr>
+        <w:rPr/>
+        <w:ind w:left="1440" w:right="0" w:hanging="360"/>
+      </w:pPr>
+      <w:rPr/>
+    </w:lvl>
+    <w:lvl w:ilvl="2">
+      <w:start w:val="1"/>
+      <w:numFmt w:val="decimal"/>
+      <w:lvlText w:val="%3."/>
+      <w:lvlJc w:val="left"/>
+      <w:pPr>
+        <w:rPr/>
+        <w:ind w:left="2160" w:right="0" w:hanging="360"/>
+      </w:pPr>
+      <w:rPr/>
+    </w:lvl>
+  </w:abstractNum>
   <w:num w:numId="1">
     <w:abstractNumId w:val="1"/>
+  </w:num>
+  <w:num w:numId="1">
+    <w:abstractNumId w:val="1"/>
+  </w:num>
+  <w:num w:numId="2">
+    <w:abstractNumId w:val="2"/>
   </w:num>
 </w:numbering>
 </file>
@@ -1168,5 +1277,13 @@
     </w:pPr>
     <w:qFormat/>
   </w:style>
+  <w:style w:type="paragraph" w:styleId="CodeBlock">
+    <w:name w:val="CodeBlock"/>
+    <w:rPr/>
+    <w:pPr>
+      <w:rPr/>
+    </w:pPr>
+    <w:qFormat/>
+  </w:style>
 </w:styles>
 </file>
--- a/crates/marksmen-roundtrip/tests/snapshots/demo_output.docx
+++ b/crates/marksmen-roundtrip/tests/snapshots/demo_output.docx
@@ -700,7 +700,7 @@
                     </pic:cNvPicPr>
                   </pic:nvPicPr>
                   <pic:blipFill>
-                    <a:blip r:embed="rIdImage13"/>
+                    <a:blip r:embed="rIdImage16"/>
                     <a:srcRect/>
                     <a:stretch>
                       <a:fillRect/>
@@ -841,7 +841,7 @@
                     </pic:cNvPicPr>
                   </pic:nvPicPr>
                   <pic:blipFill>
-                    <a:blip r:embed="rIdImage14"/>
+                    <a:blip r:embed="rIdImage18"/>
                     <a:srcRect/>
                     <a:stretch>
                       <a:fillRect/>
@@ -943,7 +943,7 @@
                     </pic:cNvPicPr>
                   </pic:nvPicPr>
                   <pic:blipFill>
-                    <a:blip r:embed="rIdImage15"/>
+                    <a:blip r:embed="rIdImage21"/>
                     <a:srcRect/>
                     <a:stretch>
                       <a:fillRect/>

--- a/crates/marksmen-roundtrip/tests/snapshots/demo_output.docx
+++ b/crates/marksmen-roundtrip/tests/snapshots/demo_output.docx
@@ -519,7 +519,9 @@
         <w:t xml:space="preserve">: </w:t>
       </w:r>
       <w:r>
-        <w:rPr/>
+        <w:rPr>
+          <w:color w:val="e11d48"/>
+        </w:rPr>
         <w:t xml:space="preserve">This text</w:t>
       </w:r>
       <w:r>
@@ -700,7 +702,7 @@
                     </pic:cNvPicPr>
                   </pic:nvPicPr>
                   <pic:blipFill>
-                    <a:blip r:embed="rIdImage16"/>
+                    <a:blip r:embed="rIdImage17"/>
                     <a:srcRect/>
                     <a:stretch>
                       <a:fillRect/>
@@ -841,7 +843,7 @@
                     </pic:cNvPicPr>
                   </pic:nvPicPr>
                   <pic:blipFill>
-                    <a:blip r:embed="rIdImage18"/>
+                    <a:blip r:embed="rIdImage19"/>
                     <a:srcRect/>
                     <a:stretch>
                       <a:fillRect/>
